--- a/testakten/steuerrecht-bwa-vergleich-nuernberg/09_Lagervertrag_Erlangen_2023-11-24.docx
+++ b/testakten/steuerrecht-bwa-vergleich-nuernberg/09_Lagervertrag_Erlangen_2023-11-24.docx
@@ -41,10 +41,22 @@
     <w:p>
       <w:pPr>
         <w:pStyle w:val="Heading1"/>
-        <w:spacing w:after="140" w:line="259" w:lineRule="auto"/>
+        <w:keepNext/>
+        <w:spacing w:after="0" w:line="259" w:lineRule="auto"/>
       </w:pPr>
       <w:r>
         <w:t>1 Mietgegenstand und Nutzung</w:t>
+      </w:r>
+    </w:p>
+    <w:p>
+      <w:pPr>
+        <w:keepNext/>
+        <w:spacing w:before="0" w:after="0" w:line="220" w:lineRule="exact"/>
+      </w:pPr>
+      <w:r>
+        <w:rPr>
+          <w:sz w:val="22"/>
+        </w:rPr>
       </w:r>
     </w:p>
     <w:p>
@@ -66,10 +78,22 @@
     <w:p>
       <w:pPr>
         <w:pStyle w:val="Heading1"/>
-        <w:spacing w:after="140" w:line="259" w:lineRule="auto"/>
+        <w:keepNext/>
+        <w:spacing w:after="0" w:line="259" w:lineRule="auto"/>
       </w:pPr>
       <w:r>
         <w:t>2 Miete und laufende Kosten</w:t>
+      </w:r>
+    </w:p>
+    <w:p>
+      <w:pPr>
+        <w:keepNext/>
+        <w:spacing w:before="0" w:after="0" w:line="220" w:lineRule="exact"/>
+      </w:pPr>
+      <w:r>
+        <w:rPr>
+          <w:sz w:val="22"/>
+        </w:rPr>
       </w:r>
     </w:p>
     <w:p>
@@ -91,10 +115,22 @@
     <w:p>
       <w:pPr>
         <w:pStyle w:val="Heading1"/>
-        <w:spacing w:after="140" w:line="259" w:lineRule="auto"/>
+        <w:keepNext/>
+        <w:spacing w:after="0" w:line="259" w:lineRule="auto"/>
       </w:pPr>
       <w:r>
         <w:t>3 Sicherheit und Einbauten</w:t>
+      </w:r>
+    </w:p>
+    <w:p>
+      <w:pPr>
+        <w:keepNext/>
+        <w:spacing w:before="0" w:after="0" w:line="220" w:lineRule="exact"/>
+      </w:pPr>
+      <w:r>
+        <w:rPr>
+          <w:sz w:val="22"/>
+        </w:rPr>
       </w:r>
     </w:p>
     <w:p>
@@ -116,10 +152,22 @@
     <w:p>
       <w:pPr>
         <w:pStyle w:val="Heading1"/>
-        <w:spacing w:after="140" w:line="259" w:lineRule="auto"/>
+        <w:keepNext/>
+        <w:spacing w:after="0" w:line="259" w:lineRule="auto"/>
       </w:pPr>
       <w:r>
         <w:t>4 Zugang und Störungen</w:t>
+      </w:r>
+    </w:p>
+    <w:p>
+      <w:pPr>
+        <w:keepNext/>
+        <w:spacing w:before="0" w:after="0" w:line="220" w:lineRule="exact"/>
+      </w:pPr>
+      <w:r>
+        <w:rPr>
+          <w:sz w:val="22"/>
+        </w:rPr>
       </w:r>
     </w:p>
     <w:p>
@@ -141,10 +189,22 @@
     <w:p>
       <w:pPr>
         <w:pStyle w:val="Heading1"/>
-        <w:spacing w:after="140" w:line="259" w:lineRule="auto"/>
+        <w:keepNext/>
+        <w:spacing w:after="0" w:line="259" w:lineRule="auto"/>
       </w:pPr>
       <w:r>
         <w:t>5 Vertragsende und Kommunikation</w:t>
+      </w:r>
+    </w:p>
+    <w:p>
+      <w:pPr>
+        <w:keepNext/>
+        <w:spacing w:before="0" w:after="0" w:line="220" w:lineRule="exact"/>
+      </w:pPr>
+      <w:r>
+        <w:rPr>
+          <w:sz w:val="22"/>
+        </w:rPr>
       </w:r>
     </w:p>
     <w:p>
